--- a/docs/Huong-dan-danh-muc-kho.docx
+++ b/docs/Huong-dan-danh-muc-kho.docx
@@ -15,7 +15,7 @@
         <w:pStyle w:val="Normal"/>
       </w:pPr>
       <w:r>
-        <w:t xml:space="preserve">Phiên bản: 1.0 · Cập nhật: 04/10/2026 · Áp dụng cho S-ERP tại </w:t>
+        <w:t xml:space="preserve">Phiên bản: 2.0 · Cập nhật: 08/10/2026 · Áp dụng cho S-ERP tại </w:t>
       </w:r>
       <w:r>
         <w:rPr>
@@ -95,7 +95,25 @@
         <w:t xml:space="preserve">/api/inventory/warehouses</w:t>
       </w:r>
       <w:r>
-        <w:t xml:space="preserve">. Màn hỗ trợ thêm, sửa, ngừng sử dụng, xóa, tìm kiếm, lọc trạng thái, xuất và nhập Excel.</w:t>
+        <w:t xml:space="preserve">. Màn hỗ trợ thêm, sửa, ngừng sử dụng, xóa, tìm kiếm, lọc theo trạng thái, loại kho và đơn vị cơ sở, xuất và nhập Excel. Danh sách phân trang và xuất Excel làm ở máy chủ; mỗi kho có </w:t>
+      </w:r>
+      <w:r>
+        <w:rPr>
+          <w:b/>
+        </w:rPr>
+        <w:t xml:space="preserve">loại kho</w:t>
+      </w:r>
+      <w:r>
+        <w:t xml:space="preserve"> (danh mục loại kho) và danh sách </w:t>
+      </w:r>
+      <w:r>
+        <w:rPr>
+          <w:b/>
+        </w:rPr>
+        <w:t xml:space="preserve">đơn vị cơ sở sử dụng</w:t>
+      </w:r>
+      <w:r>
+        <w:t xml:space="preserve"> (chọn nhiều).</w:t>
       </w:r>
     </w:p>
     <w:p>
@@ -142,7 +160,33 @@
         <w:pStyle w:val="Normal"/>
       </w:pPr>
       <w:r>
-        <w:t xml:space="preserve">Danh mục hiện là danh sách kho dùng chung, chưa có trường liên kết kho với đơn vị cơ sở. Nếu nghiệp vụ cần giới hạn kho theo chi nhánh, phải bổ sung quy tắc phân quyền và dữ liệu đơn vị cơ sở trước khi áp dụng.</w:t>
+        <w:rPr>
+          <w:b/>
+        </w:rPr>
+        <w:t xml:space="preserve">Kho theo đơn vị cơ sở.</w:t>
+      </w:r>
+      <w:r>
+        <w:t xml:space="preserve"> Mỗi kho có danh sách đơn vị cơ sở được dùng (bảng </w:t>
+      </w:r>
+      <w:r>
+        <w:rPr>
+          <w:rFonts w:ascii="Consolas" w:hAnsi="Consolas"/>
+          <w:color w:val="164E63"/>
+          <w:sz w:val="19"/>
+        </w:rPr>
+        <w:t xml:space="preserve">erp_warehouse_unit</w:t>
+      </w:r>
+      <w:r>
+        <w:t xml:space="preserve">). </w:t>
+      </w:r>
+      <w:r>
+        <w:rPr>
+          <w:b/>
+        </w:rPr>
+        <w:t xml:space="preserve">Để trống nghĩa là kho dùng chung</w:t>
+      </w:r>
+      <w:r>
+        <w:t xml:space="preserve">: mọi đơn vị cơ sở đều dùng được. Khi đã chọn đơn vị thì chỉ các đơn vị đó dùng kho: ô chọn kho của phiếu nhập kho chỉ liệt kê kho dùng được cho đơn vị đang đăng nhập, và lưu phiếu với kho không dành cho đơn vị đó bị từ chối. Chỉ chọn thêm được đơn vị đang hoạt động; đơn vị đã gán sẵn thì giữ lại dù sau này bị tạm dừng. Một đơn vị cơ sở còn được kho dùng thì không xóa được.</w:t>
       </w:r>
     </w:p>
     <w:p>
@@ -406,7 +450,7 @@
               <w:pStyle w:val="TableText"/>
             </w:pPr>
             <w:r>
-              <w:t xml:space="preserve">Xuất danh sách đang hiển thị ra Excel.</w:t>
+              <w:t xml:space="preserve">Xuất ra Excel mọi dòng khớp bộ lọc hiện tại (máy chủ làm file và ghi nhật ký). Cần cả quyền Xem.</w:t>
             </w:r>
           </w:p>
         </w:tc>
@@ -594,6 +638,40 @@
     </w:p>
     <w:p>
       <w:pPr>
+        <w:pStyle w:val="Normal"/>
+      </w:pPr>
+      <w:r>
+        <w:t xml:space="preserve">Chọn </w:t>
+      </w:r>
+      <w:r>
+        <w:rPr>
+          <w:b/>
+        </w:rPr>
+        <w:t xml:space="preserve">Đơn vị cơ sở sử dụng</w:t>
+      </w:r>
+      <w:r>
+        <w:t xml:space="preserve">: gõ mã rồi Enter, hoặc bấm kính lúp / F2 để tìm và đánh dấu nhiều đơn vị. Để trống nếu mọi đơn vị cơ sở đều dùng kho này.</w:t>
+      </w:r>
+    </w:p>
+    <w:p>
+      <w:pPr>
+        <w:pStyle w:val="Normal"/>
+      </w:pPr>
+      <w:r>
+        <w:t xml:space="preserve">Chọn </w:t>
+      </w:r>
+      <w:r>
+        <w:rPr>
+          <w:b/>
+        </w:rPr>
+        <w:t xml:space="preserve">Loại kho</w:t>
+      </w:r>
+      <w:r>
+        <w:t xml:space="preserve"> (tra cứu danh mục loại kho; không bắt buộc).</w:t>
+      </w:r>
+    </w:p>
+    <w:p>
+      <w:pPr>
         <w:pStyle w:val="ListParagraph"/>
       </w:pPr>
       <w:r>
@@ -768,7 +846,7 @@
         <w:pStyle w:val="ListParagraph"/>
       </w:pPr>
       <w:r>
-        <w:t xml:space="preserve">1. Gõ mã, tên, địa chỉ hoặc thủ kho vào ô tìm kiếm. Tìm kiếm không phân biệt chữ hoa/chữ thường và hỗ trợ tiếng Việt không dấu.</w:t>
+        <w:t xml:space="preserve">1. Gõ mã, tên, mã loại kho, địa chỉ, thủ kho, sức chứa hoặc mã đơn vị cơ sở vào ô tìm kiếm. Tìm kiếm không phân biệt chữ hoa/chữ thường và hỗ trợ tiếng Việt không dấu.</w:t>
       </w:r>
     </w:p>
     <w:p>
@@ -785,7 +863,7 @@
         <w:t xml:space="preserve">Bộ lọc</w:t>
       </w:r>
       <w:r>
-        <w:t xml:space="preserve"> để chọn </w:t>
+        <w:t xml:space="preserve"> để chọn trạng thái (</w:t>
       </w:r>
       <w:r>
         <w:rPr>
@@ -803,7 +881,25 @@
         <w:t xml:space="preserve">Tạm dừng</w:t>
       </w:r>
       <w:r>
-        <w:t xml:space="preserve">. Xóa bộ lọc khi cần xem lại toàn bộ.</w:t>
+        <w:t xml:space="preserve">), </w:t>
+      </w:r>
+      <w:r>
+        <w:rPr>
+          <w:b/>
+        </w:rPr>
+        <w:t xml:space="preserve">Loại kho</w:t>
+      </w:r>
+      <w:r>
+        <w:t xml:space="preserve"> hoặc </w:t>
+      </w:r>
+      <w:r>
+        <w:rPr>
+          <w:b/>
+        </w:rPr>
+        <w:t xml:space="preserve">Đơn vị cơ sở sử dụng</w:t>
+      </w:r>
+      <w:r>
+        <w:t xml:space="preserve"> (kho đơn vị đó dùng được, kể cả kho dùng chung). Xóa bộ lọc khi cần xem lại toàn bộ.</w:t>
       </w:r>
     </w:p>
     <w:p>
@@ -898,7 +994,18 @@
         <w:t xml:space="preserve">.xlsx</w:t>
       </w:r>
       <w:r>
-        <w:t xml:space="preserve"> có các cột Mã kho, Tên kho, Địa chỉ, Thủ kho phụ trách, Sức chứa, Đang hoạt động.</w:t>
+        <w:t xml:space="preserve"> có các cột Mã kho, Tên kho, Đơn vị cơ sở sử dụng (mã cách nhau dấu phẩy, ví dụ </w:t>
+      </w:r>
+      <w:r>
+        <w:rPr>
+          <w:rFonts w:ascii="Consolas" w:hAnsi="Consolas"/>
+          <w:color w:val="164E63"/>
+          <w:sz w:val="19"/>
+        </w:rPr>
+        <w:t xml:space="preserve">DVCS01, DVCS02</w:t>
+      </w:r>
+      <w:r>
+        <w:t xml:space="preserve">; ô trống = dùng chung), Mã loại kho, Địa chỉ, Thủ kho phụ trách, Sức chứa, Đang hoạt động. File xuất ra dùng đúng các cột này nên sửa xong nhập lại được; nếu file nhập không có cột đơn vị thì kho giữ nguyên đơn vị đang có.</w:t>
       </w:r>
     </w:p>
     <w:p>
@@ -1009,7 +1116,7 @@
         <w:t xml:space="preserve">erp_warehouse</w:t>
       </w:r>
       <w:r>
-        <w:t xml:space="preserve">. Hiện các chứng từ mẫu còn ở trình duyệt nên backend chưa kiểm tra tham chiếu của chúng. Kiểm tra dữ liệu nghiệp vụ trước khi xóa; ưu tiên tạm dừng kho đang dùng.</w:t>
+        <w:t xml:space="preserve">. Kho đã có phiếu nhập kho thì không xóa được: hệ thống báo "đang được dùng ở: Phiếu nhập kho (n)". Các chứng từ mẫu còn ở trình duyệt thì backend chưa kiểm tra được. Kiểm tra dữ liệu nghiệp vụ trước khi xóa; ưu tiên tạm dừng kho đang dùng.</w:t>
       </w:r>
     </w:p>
     <w:p>
@@ -1305,6 +1412,86 @@
               <w:pStyle w:val="TableText"/>
             </w:pPr>
             <w:r>
+              <w:t xml:space="preserve">Phiếu nhập báo "Kho X không dành cho đơn vị cơ sở Y"</w:t>
+            </w:r>
+          </w:p>
+        </w:tc>
+        <w:tc>
+          <w:tcPr>
+            <w:tcW w:w="4680" w:type="dxa"/>
+            <w:tcMar>
+              <w:top w:w="90" w:type="dxa"/>
+              <w:left w:w="110" w:type="dxa"/>
+              <w:bottom w:w="90" w:type="dxa"/>
+              <w:right w:w="110" w:type="dxa"/>
+            </w:tcMar>
+          </w:tcPr>
+          <w:p>
+            <w:pPr>
+              <w:pStyle w:val="TableText"/>
+            </w:pPr>
+            <w:r>
+              <w:t xml:space="preserve">Kho chỉ dành cho một số đơn vị; chọn kho khác hoặc thêm đơn vị Y vào danh mục kho</w:t>
+            </w:r>
+          </w:p>
+        </w:tc>
+      </w:tr>
+      <w:tr>
+        <w:tc>
+          <w:tcPr>
+            <w:tcW w:w="4680" w:type="dxa"/>
+            <w:tcMar>
+              <w:top w:w="90" w:type="dxa"/>
+              <w:left w:w="110" w:type="dxa"/>
+              <w:bottom w:w="90" w:type="dxa"/>
+              <w:right w:w="110" w:type="dxa"/>
+            </w:tcMar>
+          </w:tcPr>
+          <w:p>
+            <w:pPr>
+              <w:pStyle w:val="TableText"/>
+            </w:pPr>
+            <w:r>
+              <w:t xml:space="preserve">Không chọn được đơn vị cơ sở cho kho</w:t>
+            </w:r>
+          </w:p>
+        </w:tc>
+        <w:tc>
+          <w:tcPr>
+            <w:tcW w:w="4680" w:type="dxa"/>
+            <w:tcMar>
+              <w:top w:w="90" w:type="dxa"/>
+              <w:left w:w="110" w:type="dxa"/>
+              <w:bottom w:w="90" w:type="dxa"/>
+              <w:right w:w="110" w:type="dxa"/>
+            </w:tcMar>
+          </w:tcPr>
+          <w:p>
+            <w:pPr>
+              <w:pStyle w:val="TableText"/>
+            </w:pPr>
+            <w:r>
+              <w:t xml:space="preserve">Đơn vị đó đang tạm dừng hoặc không tồn tại; kiểm tra ở Cài đặt → Đơn vị cơ sở</w:t>
+            </w:r>
+          </w:p>
+        </w:tc>
+      </w:tr>
+      <w:tr>
+        <w:tc>
+          <w:tcPr>
+            <w:tcW w:w="4680" w:type="dxa"/>
+            <w:tcMar>
+              <w:top w:w="90" w:type="dxa"/>
+              <w:left w:w="110" w:type="dxa"/>
+              <w:bottom w:w="90" w:type="dxa"/>
+              <w:right w:w="110" w:type="dxa"/>
+            </w:tcMar>
+          </w:tcPr>
+          <w:p>
+            <w:pPr>
+              <w:pStyle w:val="TableText"/>
+            </w:pPr>
+            <w:r>
               <w:t xml:space="preserve">API không kết nối</w:t>
             </w:r>
           </w:p>
@@ -1403,17 +1590,6 @@
         <w:t xml:space="preserve">CatalogScreen</w:t>
       </w:r>
       <w:r>
-        <w:t xml:space="preserve"> / </w:t>
-      </w:r>
-      <w:r>
-        <w:rPr>
-          <w:rFonts w:ascii="Consolas" w:hAnsi="Consolas"/>
-          <w:color w:val="164E63"/>
-          <w:sz w:val="19"/>
-        </w:rPr>
-        <w:t xml:space="preserve">useCatalog</w:t>
-      </w:r>
-      <w:r>
         <w:t xml:space="preserve"> → </w:t>
       </w:r>
       <w:r>
@@ -1425,6 +1601,28 @@
         <w:t xml:space="preserve">warehousesApi</w:t>
       </w:r>
       <w:r>
+        <w:t xml:space="preserve"> (</w:t>
+      </w:r>
+      <w:r>
+        <w:rPr>
+          <w:rFonts w:ascii="Consolas" w:hAnsi="Consolas"/>
+          <w:color w:val="164E63"/>
+          <w:sz w:val="19"/>
+        </w:rPr>
+        <w:t xml:space="preserve">createCatalogApi</w:t>
+      </w:r>
+      <w:r>
+        <w:t xml:space="preserve">) → </w:t>
+      </w:r>
+      <w:r>
+        <w:rPr>
+          <w:rFonts w:ascii="Consolas" w:hAnsi="Consolas"/>
+          <w:color w:val="164E63"/>
+          <w:sz w:val="19"/>
+        </w:rPr>
+        <w:t xml:space="preserve">WarehousesController : CatalogControllerBase</w:t>
+      </w:r>
+      <w:r>
         <w:t xml:space="preserve"> → </w:t>
       </w:r>
       <w:r>
@@ -1433,7 +1631,7 @@
           <w:color w:val="164E63"/>
           <w:sz w:val="19"/>
         </w:rPr>
-        <w:t xml:space="preserve">WarehousesController</w:t>
+        <w:t xml:space="preserve">WarehouseService : CatalogService</w:t>
       </w:r>
       <w:r>
         <w:t xml:space="preserve"> → </w:t>
@@ -1444,7 +1642,7 @@
           <w:color w:val="164E63"/>
           <w:sz w:val="19"/>
         </w:rPr>
-        <w:t xml:space="preserve">WarehouseService</w:t>
+        <w:t xml:space="preserve">CoreContext</w:t>
       </w:r>
       <w:r>
         <w:t xml:space="preserve"> → </w:t>
@@ -1455,20 +1653,20 @@
           <w:color w:val="164E63"/>
           <w:sz w:val="19"/>
         </w:rPr>
-        <w:t xml:space="preserve">CoreContext</w:t>
-      </w:r>
-      <w:r>
-        <w:t xml:space="preserve"> → </w:t>
-      </w:r>
-      <w:r>
-        <w:rPr>
-          <w:rFonts w:ascii="Consolas" w:hAnsi="Consolas"/>
-          <w:color w:val="164E63"/>
-          <w:sz w:val="19"/>
-        </w:rPr>
         <w:t xml:space="preserve">erp_warehouse</w:t>
       </w:r>
       <w:r>
+        <w:t xml:space="preserve">, </w:t>
+      </w:r>
+      <w:r>
+        <w:rPr>
+          <w:rFonts w:ascii="Consolas" w:hAnsi="Consolas"/>
+          <w:color w:val="164E63"/>
+          <w:sz w:val="19"/>
+        </w:rPr>
+        <w:t xml:space="preserve">erp_warehouse_unit</w:t>
+      </w:r>
+      <w:r>
         <w:t xml:space="preserve">.</w:t>
       </w:r>
     </w:p>
@@ -1488,7 +1686,62 @@
         <w:t xml:space="preserve">inv_warehouse_cat</w:t>
       </w:r>
       <w:r>
-        <w:t xml:space="preserve">; service chuẩn hóa và kiểm tra dữ liệu; EF Core lưu bản ghi. </w:t>
+        <w:t xml:space="preserve"> cho từng việc; service chỉ khai báo phần riêng của kho (cột sắp xếp, tìm kiếm, bộ lọc, cột xuất, kiểm tra tên, danh sách đơn vị); khung </w:t>
+      </w:r>
+      <w:r>
+        <w:rPr>
+          <w:rFonts w:ascii="Consolas" w:hAnsi="Consolas"/>
+          <w:color w:val="164E63"/>
+          <w:sz w:val="19"/>
+        </w:rPr>
+        <w:t xml:space="preserve">CatalogService</w:t>
+      </w:r>
+      <w:r>
+        <w:t xml:space="preserve"> lo phân trang, xuất, tạo, sửa, xóa, nhập. Khai báo </w:t>
+      </w:r>
+      <w:r>
+        <w:rPr>
+          <w:rFonts w:ascii="Consolas" w:hAnsi="Consolas"/>
+          <w:color w:val="164E63"/>
+          <w:sz w:val="19"/>
+        </w:rPr>
+        <w:t xml:space="preserve">[References]</w:t>
+      </w:r>
+      <w:r>
+        <w:t xml:space="preserve"> của </w:t>
+      </w:r>
+      <w:r>
+        <w:rPr>
+          <w:rFonts w:ascii="Consolas" w:hAnsi="Consolas"/>
+          <w:color w:val="164E63"/>
+          <w:sz w:val="19"/>
+        </w:rPr>
+        <w:t xml:space="preserve">erp_warehouse.warehouse_type_code</w:t>
+      </w:r>
+      <w:r>
+        <w:t xml:space="preserve">, </w:t>
+      </w:r>
+      <w:r>
+        <w:rPr>
+          <w:rFonts w:ascii="Consolas" w:hAnsi="Consolas"/>
+          <w:color w:val="164E63"/>
+          <w:sz w:val="19"/>
+        </w:rPr>
+        <w:t xml:space="preserve">erp_warehouse_unit.unit_code</w:t>
+      </w:r>
+      <w:r>
+        <w:t xml:space="preserve"> và </w:t>
+      </w:r>
+      <w:r>
+        <w:rPr>
+          <w:rFonts w:ascii="Consolas" w:hAnsi="Consolas"/>
+          <w:color w:val="164E63"/>
+          <w:sz w:val="19"/>
+        </w:rPr>
+        <w:t xml:space="preserve">erp_goods_receipt.warehouse_code</w:t>
+      </w:r>
+      <w:r>
+        <w:t xml:space="preserve"> giúp chặn xóa kho, loại kho, đơn vị đang được dùng và kiểm tra mã khi lưu. </w:t>
       </w:r>
       <w:r>
         <w:rPr>
@@ -1521,18 +1774,51 @@
         <w:t xml:space="preserve">CatalogBatch</w:t>
       </w:r>
       <w:r>
-        <w:t xml:space="preserve"> xử lý nhập Excel và xóa nhiều trong giao dịch. </w:t>
-      </w:r>
-      <w:r>
-        <w:rPr>
-          <w:rFonts w:ascii="Consolas" w:hAnsi="Consolas"/>
-          <w:color w:val="164E63"/>
-          <w:sz w:val="19"/>
-        </w:rPr>
-        <w:t xml:space="preserve">AddLookup("warehouses")</w:t>
-      </w:r>
-      <w:r>
-        <w:t xml:space="preserve"> cung cấp tra cứu mã kho cho màn khác.</w:t>
+        <w:t xml:space="preserve"> xử lý nhập Excel và xóa nhiều trong giao dịch. Mục tra cứu </w:t>
+      </w:r>
+      <w:r>
+        <w:rPr>
+          <w:rFonts w:ascii="Consolas" w:hAnsi="Consolas"/>
+          <w:color w:val="164E63"/>
+          <w:sz w:val="19"/>
+        </w:rPr>
+        <w:t xml:space="preserve">warehouses</w:t>
+      </w:r>
+      <w:r>
+        <w:t xml:space="preserve"> cung cấp mã kho cho màn khác (</w:t>
+      </w:r>
+      <w:r>
+        <w:rPr>
+          <w:rFonts w:ascii="Consolas" w:hAnsi="Consolas"/>
+          <w:color w:val="164E63"/>
+          <w:sz w:val="19"/>
+        </w:rPr>
+        <w:t xml:space="preserve">LookupCatalogs.cs</w:t>
+      </w:r>
+      <w:r>
+        <w:t xml:space="preserve">); các ô chọn đơn vị cơ sở và loại kho trên màn kho dùng tra cứu </w:t>
+      </w:r>
+      <w:r>
+        <w:rPr>
+          <w:rFonts w:ascii="Consolas" w:hAnsi="Consolas"/>
+          <w:color w:val="164E63"/>
+          <w:sz w:val="19"/>
+        </w:rPr>
+        <w:t xml:space="preserve">companyUnits</w:t>
+      </w:r>
+      <w:r>
+        <w:t xml:space="preserve"> và </w:t>
+      </w:r>
+      <w:r>
+        <w:rPr>
+          <w:rFonts w:ascii="Consolas" w:hAnsi="Consolas"/>
+          <w:color w:val="164E63"/>
+          <w:sz w:val="19"/>
+        </w:rPr>
+        <w:t xml:space="preserve">warehouseTypes</w:t>
+      </w:r>
+      <w:r>
+        <w:t xml:space="preserve">.</w:t>
       </w:r>
     </w:p>
     <w:p>
@@ -1759,7 +2045,7 @@
                 <w:color w:val="164E63"/>
                 <w:sz w:val="19"/>
               </w:rPr>
-              <w:t xml:space="preserve">Core.Domain/Modules/Inventory/Warehouse.cs</w:t>
+              <w:t xml:space="preserve">Core.Domain/Modules/Inventory/Categories/warehouses/Warehouse.cs</w:t>
             </w:r>
           </w:p>
         </w:tc>
@@ -1823,7 +2109,7 @@
                 <w:color w:val="164E63"/>
                 <w:sz w:val="19"/>
               </w:rPr>
-              <w:t xml:space="preserve">Core.Application/Modules/Inventory/WarehouseContracts.cs</w:t>
+              <w:t xml:space="preserve">Core.Application/Modules/Inventory/Categories/warehouses/WarehouseContracts.cs</w:t>
             </w:r>
           </w:p>
         </w:tc>
@@ -2045,7 +2331,7 @@
                 <w:color w:val="164E63"/>
                 <w:sz w:val="19"/>
               </w:rPr>
-              <w:t xml:space="preserve">modules/inventory/warehouses/</w:t>
+              <w:t xml:space="preserve">modules/inventory/categories/warehouses/</w:t>
             </w:r>
           </w:p>
         </w:tc>
@@ -2221,27 +2507,16 @@
             <w:pPr>
               <w:pStyle w:val="TableText"/>
             </w:pPr>
-            <w:r>
-              <w:t xml:space="preserve">Chưa có </w:t>
-            </w:r>
             <w:r>
               <w:rPr>
                 <w:rFonts w:ascii="Consolas" w:hAnsi="Consolas"/>
                 <w:color w:val="164E63"/>
                 <w:sz w:val="19"/>
               </w:rPr>
-              <w:t xml:space="preserve">unit_code</w:t>
-            </w:r>
-            <w:r>
-              <w:t xml:space="preserve"> trên </w:t>
-            </w:r>
-            <w:r>
-              <w:rPr>
-                <w:rFonts w:ascii="Consolas" w:hAnsi="Consolas"/>
-                <w:color w:val="164E63"/>
-                <w:sz w:val="19"/>
-              </w:rPr>
-              <w:t xml:space="preserve">erp_warehouse</w:t>
+              <w:t xml:space="preserve">erp_warehouse_unit</w:t>
+            </w:r>
+            <w:r>
+              <w:t xml:space="preserve"> (chọn nhiều; trống = dùng chung); phiếu nhập kiểm tra</w:t>
             </w:r>
           </w:p>
         </w:tc>
@@ -2260,7 +2535,7 @@
               <w:pStyle w:val="TableText"/>
             </w:pPr>
             <w:r>
-              <w:t xml:space="preserve">Chưa thiết kế</w:t>
+              <w:t xml:space="preserve">Đúng (phiếu nhập); các chứng từ khác khi chuyển lên backend</w:t>
             </w:r>
           </w:p>
         </w:tc>
@@ -2374,95 +2649,30 @@
               </w:rPr>
               <w:t xml:space="preserve">ServerService/sql/postgresql/17-inventory-warehouses.sql</w:t>
             </w:r>
-          </w:p>
-        </w:tc>
-      </w:tr>
-      <w:tr>
-        <w:tc>
-          <w:tcPr>
-            <w:tcW w:w="4680" w:type="dxa"/>
-            <w:tcMar>
-              <w:top w:w="90" w:type="dxa"/>
-              <w:left w:w="110" w:type="dxa"/>
-              <w:bottom w:w="90" w:type="dxa"/>
-              <w:right w:w="110" w:type="dxa"/>
-            </w:tcMar>
-          </w:tcPr>
-          <w:p>
-            <w:pPr>
-              <w:pStyle w:val="TableText"/>
-            </w:pPr>
-            <w:r>
-              <w:t xml:space="preserve">Entity</w:t>
-            </w:r>
-          </w:p>
-        </w:tc>
-        <w:tc>
-          <w:tcPr>
-            <w:tcW w:w="4680" w:type="dxa"/>
-            <w:tcMar>
-              <w:top w:w="90" w:type="dxa"/>
-              <w:left w:w="110" w:type="dxa"/>
-              <w:bottom w:w="90" w:type="dxa"/>
-              <w:right w:w="110" w:type="dxa"/>
-            </w:tcMar>
-          </w:tcPr>
-          <w:p>
-            <w:pPr>
-              <w:pStyle w:val="TableText"/>
-            </w:pPr>
+            <w:r>
+              <w:t xml:space="preserve">, </w:t>
+            </w:r>
             <w:r>
               <w:rPr>
                 <w:rFonts w:ascii="Consolas" w:hAnsi="Consolas"/>
                 <w:color w:val="164E63"/>
                 <w:sz w:val="19"/>
               </w:rPr>
-              <w:t xml:space="preserve">ServerService/Core.Domain/Modules/Inventory/Warehouse.cs</w:t>
-            </w:r>
-          </w:p>
-        </w:tc>
-      </w:tr>
-      <w:tr>
-        <w:tc>
-          <w:tcPr>
-            <w:tcW w:w="4680" w:type="dxa"/>
-            <w:tcMar>
-              <w:top w:w="90" w:type="dxa"/>
-              <w:left w:w="110" w:type="dxa"/>
-              <w:bottom w:w="90" w:type="dxa"/>
-              <w:right w:w="110" w:type="dxa"/>
-            </w:tcMar>
-          </w:tcPr>
-          <w:p>
-            <w:pPr>
-              <w:pStyle w:val="TableText"/>
-            </w:pPr>
-            <w:r>
-              <w:t xml:space="preserve">DTO, request, interface</w:t>
-            </w:r>
-          </w:p>
-        </w:tc>
-        <w:tc>
-          <w:tcPr>
-            <w:tcW w:w="4680" w:type="dxa"/>
-            <w:tcMar>
-              <w:top w:w="90" w:type="dxa"/>
-              <w:left w:w="110" w:type="dxa"/>
-              <w:bottom w:w="90" w:type="dxa"/>
-              <w:right w:w="110" w:type="dxa"/>
-            </w:tcMar>
-          </w:tcPr>
-          <w:p>
-            <w:pPr>
-              <w:pStyle w:val="TableText"/>
-            </w:pPr>
+              <w:t xml:space="preserve">19-inventory-warehouse-types.sql</w:t>
+            </w:r>
+            <w:r>
+              <w:t xml:space="preserve"> (loại kho), </w:t>
+            </w:r>
             <w:r>
               <w:rPr>
                 <w:rFonts w:ascii="Consolas" w:hAnsi="Consolas"/>
                 <w:color w:val="164E63"/>
                 <w:sz w:val="19"/>
               </w:rPr>
-              <w:t xml:space="preserve">ServerService/Core.Application/Modules/Inventory/WarehouseContracts.cs</w:t>
+              <w:t xml:space="preserve">25-inventory-warehouse-units.sql</w:t>
+            </w:r>
+            <w:r>
+              <w:t xml:space="preserve"> (đơn vị cơ sở sử dụng)</w:t>
             </w:r>
           </w:p>
         </w:tc>
@@ -2483,7 +2693,7 @@
               <w:pStyle w:val="TableText"/>
             </w:pPr>
             <w:r>
-              <w:t xml:space="preserve">Service</w:t>
+              <w:t xml:space="preserve">Entity</w:t>
             </w:r>
           </w:p>
         </w:tc>
@@ -2507,7 +2717,111 @@
                 <w:color w:val="164E63"/>
                 <w:sz w:val="19"/>
               </w:rPr>
-              <w:t xml:space="preserve">ServerService/Core.Infrastructure/Modules/Inventory/WarehouseService.cs</w:t>
+              <w:t xml:space="preserve">ServerService/Core.Domain/Modules/Inventory/Categories/warehouses/Warehouse.cs</w:t>
+            </w:r>
+            <w:r>
+              <w:t xml:space="preserve"> (có </w:t>
+            </w:r>
+            <w:r>
+              <w:rPr>
+                <w:rFonts w:ascii="Consolas" w:hAnsi="Consolas"/>
+                <w:color w:val="164E63"/>
+                <w:sz w:val="19"/>
+              </w:rPr>
+              <w:t xml:space="preserve">WarehouseUnit</w:t>
+            </w:r>
+            <w:r>
+              <w:t xml:space="preserve">)</w:t>
+            </w:r>
+          </w:p>
+        </w:tc>
+      </w:tr>
+      <w:tr>
+        <w:tc>
+          <w:tcPr>
+            <w:tcW w:w="4680" w:type="dxa"/>
+            <w:tcMar>
+              <w:top w:w="90" w:type="dxa"/>
+              <w:left w:w="110" w:type="dxa"/>
+              <w:bottom w:w="90" w:type="dxa"/>
+              <w:right w:w="110" w:type="dxa"/>
+            </w:tcMar>
+          </w:tcPr>
+          <w:p>
+            <w:pPr>
+              <w:pStyle w:val="TableText"/>
+            </w:pPr>
+            <w:r>
+              <w:t xml:space="preserve">DTO, request, interface</w:t>
+            </w:r>
+          </w:p>
+        </w:tc>
+        <w:tc>
+          <w:tcPr>
+            <w:tcW w:w="4680" w:type="dxa"/>
+            <w:tcMar>
+              <w:top w:w="90" w:type="dxa"/>
+              <w:left w:w="110" w:type="dxa"/>
+              <w:bottom w:w="90" w:type="dxa"/>
+              <w:right w:w="110" w:type="dxa"/>
+            </w:tcMar>
+          </w:tcPr>
+          <w:p>
+            <w:pPr>
+              <w:pStyle w:val="TableText"/>
+            </w:pPr>
+            <w:r>
+              <w:rPr>
+                <w:rFonts w:ascii="Consolas" w:hAnsi="Consolas"/>
+                <w:color w:val="164E63"/>
+                <w:sz w:val="19"/>
+              </w:rPr>
+              <w:t xml:space="preserve">ServerService/Core.Application/Modules/Inventory/Categories/warehouses/WarehouseContracts.cs</w:t>
+            </w:r>
+          </w:p>
+        </w:tc>
+      </w:tr>
+      <w:tr>
+        <w:tc>
+          <w:tcPr>
+            <w:tcW w:w="4680" w:type="dxa"/>
+            <w:tcMar>
+              <w:top w:w="90" w:type="dxa"/>
+              <w:left w:w="110" w:type="dxa"/>
+              <w:bottom w:w="90" w:type="dxa"/>
+              <w:right w:w="110" w:type="dxa"/>
+            </w:tcMar>
+          </w:tcPr>
+          <w:p>
+            <w:pPr>
+              <w:pStyle w:val="TableText"/>
+            </w:pPr>
+            <w:r>
+              <w:t xml:space="preserve">Service</w:t>
+            </w:r>
+          </w:p>
+        </w:tc>
+        <w:tc>
+          <w:tcPr>
+            <w:tcW w:w="4680" w:type="dxa"/>
+            <w:tcMar>
+              <w:top w:w="90" w:type="dxa"/>
+              <w:left w:w="110" w:type="dxa"/>
+              <w:bottom w:w="90" w:type="dxa"/>
+              <w:right w:w="110" w:type="dxa"/>
+            </w:tcMar>
+          </w:tcPr>
+          <w:p>
+            <w:pPr>
+              <w:pStyle w:val="TableText"/>
+            </w:pPr>
+            <w:r>
+              <w:rPr>
+                <w:rFonts w:ascii="Consolas" w:hAnsi="Consolas"/>
+                <w:color w:val="164E63"/>
+                <w:sz w:val="19"/>
+              </w:rPr>
+              <w:t xml:space="preserve">ServerService/Core.Infrastructure/Modules/Inventory/Categories/warehouses/WarehouseService.cs</w:t>
             </w:r>
           </w:p>
         </w:tc>
@@ -2642,7 +2956,7 @@
                 <w:color w:val="164E63"/>
                 <w:sz w:val="19"/>
               </w:rPr>
-              <w:t xml:space="preserve">ServerService/Core/Modules/Inventory/WarehousesController.cs</w:t>
+              <w:t xml:space="preserve">ServerService/Core/Modules/Inventory/Categories/warehouses/WarehousesController.cs</w:t>
             </w:r>
           </w:p>
         </w:tc>
@@ -2709,7 +3023,7 @@
                 <w:color w:val="164E63"/>
                 <w:sz w:val="19"/>
               </w:rPr>
-              <w:t xml:space="preserve">Frontend/src/mock/initialMenuData.ts</w:t>
+              <w:t xml:space="preserve">ServerService/Core/SeedData/menu.json</w:t>
             </w:r>
           </w:p>
         </w:tc>
@@ -2754,7 +3068,7 @@
                 <w:color w:val="164E63"/>
                 <w:sz w:val="19"/>
               </w:rPr>
-              <w:t xml:space="preserve">Frontend/src/modules/inventory/warehouses/</w:t>
+              <w:t xml:space="preserve">Frontend/src/modules/inventory/categories/warehouses/</w:t>
             </w:r>
           </w:p>
         </w:tc>
@@ -2893,7 +3207,7 @@
         <w:t xml:space="preserve">inv_warehouse_cat</w:t>
       </w:r>
       <w:r>
-        <w:t xml:space="preserve"> bằng tên tương ứng. Hướng dẫn tổng quát và mẫu khác ở </w:t>
+        <w:t xml:space="preserve"> bằng tên tương ứng. Hướng dẫn tổng quát ở </w:t>
       </w:r>
       <w:r>
         <w:rPr>
@@ -2904,6 +3218,17 @@
         <w:t xml:space="preserve">docs/them-danh-muc.md</w:t>
       </w:r>
       <w:r>
+        <w:t xml:space="preserve">; mẫu danh mục có danh sách chọn nhiều là Phần 5.1 của tài liệu đó; khai báo tham chiếu giữa các bảng ở </w:t>
+      </w:r>
+      <w:r>
+        <w:rPr>
+          <w:rFonts w:ascii="Consolas" w:hAnsi="Consolas"/>
+          <w:color w:val="164E63"/>
+          <w:sz w:val="19"/>
+        </w:rPr>
+        <w:t xml:space="preserve">docs/tham-chieu-danh-muc.md</w:t>
+      </w:r>
+      <w:r>
         <w:t xml:space="preserve">.</w:t>
       </w:r>
     </w:p>
@@ -3136,7 +3461,7 @@
           <w:color w:val="164E63"/>
           <w:sz w:val="19"/>
         </w:rPr>
-        <w:t xml:space="preserve">Core.Domain/Modules/Inventory/Warehouse.cs</w:t>
+        <w:t xml:space="preserve">Core.Domain/Modules/Inventory/Categories/warehouses/Warehouse.cs</w:t>
       </w:r>
       <w:r>
         <w:t xml:space="preserve">: </w:t>
@@ -3262,7 +3587,7 @@
           <w:color w:val="164E63"/>
           <w:sz w:val="19"/>
         </w:rPr>
-        <w:t xml:space="preserve">Core.Application/Modules/Inventory/WarehouseContracts.cs</w:t>
+        <w:t xml:space="preserve">Core.Application/Modules/Inventory/Categories/warehouses/WarehouseContracts.cs</w:t>
       </w:r>
       <w:r>
         <w:t xml:space="preserve">: DTO trả về, request lưu và </w:t>
@@ -3470,7 +3795,7 @@
           <w:color w:val="164E63"/>
           <w:sz w:val="19"/>
         </w:rPr>
-        <w:t xml:space="preserve">Core/Modules/Inventory/WarehousesController.cs</w:t>
+        <w:t xml:space="preserve">Core/Modules/Inventory/Categories/warehouses/WarehousesController.cs</w:t>
       </w:r>
       <w:r>
         <w:t xml:space="preserve"> với </w:t>
@@ -3632,15 +3957,15 @@
         <w:t xml:space="preserve">Frontend/src/config/functions.ts</w:t>
       </w:r>
       <w:r>
-        <w:t xml:space="preserve">, menu </w:t>
-      </w:r>
-      <w:r>
-        <w:rPr>
-          <w:rFonts w:ascii="Consolas" w:hAnsi="Consolas"/>
-          <w:color w:val="164E63"/>
-          <w:sz w:val="19"/>
-        </w:rPr>
-        <w:t xml:space="preserve">Frontend/src/mock/initialMenuData.ts</w:t>
+        <w:t xml:space="preserve">, nút menu trong </w:t>
+      </w:r>
+      <w:r>
+        <w:rPr>
+          <w:rFonts w:ascii="Consolas" w:hAnsi="Consolas"/>
+          <w:color w:val="164E63"/>
+          <w:sz w:val="19"/>
+        </w:rPr>
+        <w:t xml:space="preserve">ServerService/Core/SeedData/menu.json</w:t>
       </w:r>
       <w:r>
         <w:t xml:space="preserve"> và case trong </w:t>
@@ -4033,7 +4358,75 @@
         <w:pStyle w:val="Heading1"/>
       </w:pPr>
       <w:r>
-        <w:t xml:space="preserve">5. Kết quả xác minh tại thời điểm viết</w:t>
+        <w:t xml:space="preserve">5. Kết quả xác minh tại thời điểm viết (08/10/2026)</w:t>
+      </w:r>
+    </w:p>
+    <w:p>
+      <w:pPr>
+        <w:pStyle w:val="ListParagraph"/>
+      </w:pPr>
+      <w:r>
+        <w:t xml:space="preserve">• </w:t>
+      </w:r>
+      <w:r>
+        <w:rPr>
+          <w:rFonts w:ascii="Consolas" w:hAnsi="Consolas"/>
+          <w:color w:val="164E63"/>
+          <w:sz w:val="19"/>
+        </w:rPr>
+        <w:t xml:space="preserve">dotnet build</w:t>
+      </w:r>
+      <w:r>
+        <w:t xml:space="preserve"> 0 lỗi, 0 cảnh báo; 339 bài kiểm thử backend đạt; </w:t>
+      </w:r>
+      <w:r>
+        <w:rPr>
+          <w:rFonts w:ascii="Consolas" w:hAnsi="Consolas"/>
+          <w:color w:val="164E63"/>
+          <w:sz w:val="19"/>
+        </w:rPr>
+        <w:t xml:space="preserve">tsc</w:t>
+      </w:r>
+      <w:r>
+        <w:t xml:space="preserve"> sạch.</w:t>
+      </w:r>
+    </w:p>
+    <w:p>
+      <w:pPr>
+        <w:pStyle w:val="ListParagraph"/>
+      </w:pPr>
+      <w:r>
+        <w:t xml:space="preserve">• Kiểm tra API trên backend chạy thật: phân trang, tìm không dấu, sắp xếp, xuất </w:t>
+      </w:r>
+      <w:r>
+        <w:rPr>
+          <w:rFonts w:ascii="Consolas" w:hAnsi="Consolas"/>
+          <w:color w:val="164E63"/>
+          <w:sz w:val="19"/>
+        </w:rPr>
+        <w:t xml:space="preserve">.xlsx</w:t>
+      </w:r>
+      <w:r>
+        <w:t xml:space="preserve">, nhập Excel (có dòng sai thì không lưu dòng nào), xóa nhiều, tra cứu, 401 / 403 / 409; nhiều đơn vị cơ sở cho một kho (tách bằng dấu phẩy hoặc chấm phẩy, mã lạ bị từ chối, bỏ trường thì giữ nguyên, để trống thì thành dùng chung), lọc theo đơn vị, tìm theo mã đơn vị, phiếu nhập từ chối kho không dành cho đơn vị, xóa đơn vị đang gán cho kho bị chặn.</w:t>
+      </w:r>
+    </w:p>
+    <w:p>
+      <w:pPr>
+        <w:pStyle w:val="ListParagraph"/>
+      </w:pPr>
+      <w:r>
+        <w:t xml:space="preserve">• Màn hình </w:t>
+      </w:r>
+      <w:r>
+        <w:rPr>
+          <w:rFonts w:ascii="Consolas" w:hAnsi="Consolas"/>
+          <w:color w:val="164E63"/>
+          <w:sz w:val="19"/>
+        </w:rPr>
+        <w:t xml:space="preserve">Kho hàng → Danh mục kho</w:t>
+      </w:r>
+      <w:r>
+        <w:t xml:space="preserve"> mở đúng, hộp thêm mới có ô chọn nhiều đơn vị cơ sở.</w:t>
       </w:r>
     </w:p>
     <w:p>
@@ -4041,92 +4434,29 @@
         <w:pStyle w:val="Normal"/>
       </w:pPr>
       <w:r>
-        <w:t xml:space="preserve">Danh mục kho đã qua </w:t>
-      </w:r>
-      <w:r>
-        <w:rPr>
-          <w:rFonts w:ascii="Consolas" w:hAnsi="Consolas"/>
-          <w:color w:val="164E63"/>
-          <w:sz w:val="19"/>
-        </w:rPr>
-        <w:t xml:space="preserve">dotnet build</w:t>
-      </w:r>
-      <w:r>
-        <w:t xml:space="preserve">, 233 bài kiểm thử backend, </w:t>
-      </w:r>
-      <w:r>
-        <w:rPr>
-          <w:rFonts w:ascii="Consolas" w:hAnsi="Consolas"/>
-          <w:color w:val="164E63"/>
-          <w:sz w:val="19"/>
-        </w:rPr>
-        <w:t xml:space="preserve">npm run lint</w:t>
-      </w:r>
-      <w:r>
-        <w:t xml:space="preserve"> và </w:t>
-      </w:r>
-      <w:r>
-        <w:rPr>
-          <w:rFonts w:ascii="Consolas" w:hAnsi="Consolas"/>
-          <w:color w:val="164E63"/>
-          <w:sz w:val="19"/>
-        </w:rPr>
-        <w:t xml:space="preserve">npm run build</w:t>
-      </w:r>
-      <w:r>
-        <w:t xml:space="preserve">. Kiểm thử API tạo → sửa → liệt kê → xóa bản ghi tạm đã thành công. Script bảng kho đã áp dụng vào PostgreSQL cục bộ. Cổng frontend </w:t>
-      </w:r>
-      <w:r>
-        <w:rPr>
-          <w:rFonts w:ascii="Consolas" w:hAnsi="Consolas"/>
-          <w:color w:val="164E63"/>
-          <w:sz w:val="19"/>
-        </w:rPr>
-        <w:t xml:space="preserve">3000</w:t>
-      </w:r>
-      <w:r>
-        <w:t xml:space="preserve"> và API </w:t>
-      </w:r>
-      <w:r>
-        <w:rPr>
-          <w:rFonts w:ascii="Consolas" w:hAnsi="Consolas"/>
-          <w:color w:val="164E63"/>
-          <w:sz w:val="19"/>
-        </w:rPr>
-        <w:t xml:space="preserve">2512</w:t>
-      </w:r>
-      <w:r>
-        <w:t xml:space="preserve"> trả phản hồi thành công; </w:t>
-      </w:r>
-      <w:r>
-        <w:rPr>
-          <w:rFonts w:ascii="Consolas" w:hAnsi="Consolas"/>
-          <w:color w:val="164E63"/>
-          <w:sz w:val="19"/>
-        </w:rPr>
-        <w:t xml:space="preserve">/health</w:t>
-      </w:r>
-      <w:r>
-        <w:t xml:space="preserve"> báo </w:t>
-      </w:r>
-      <w:r>
-        <w:rPr>
-          <w:rFonts w:ascii="Consolas" w:hAnsi="Consolas"/>
-          <w:color w:val="164E63"/>
-          <w:sz w:val="19"/>
-        </w:rPr>
-        <w:t xml:space="preserve">Healthy</w:t>
+        <w:t xml:space="preserve">Giới hạn hiện tại: danh mục kho đã gắn với phiếu nhập kho (backend); các chứng từ và tồn kho còn lại vẫn dùng dữ liệu mẫu ở trình duyệt, khi chuyển lên backend phải khai </w:t>
+      </w:r>
+      <w:r>
+        <w:rPr>
+          <w:rFonts w:ascii="Consolas" w:hAnsi="Consolas"/>
+          <w:color w:val="164E63"/>
+          <w:sz w:val="19"/>
+        </w:rPr>
+        <w:t xml:space="preserve">[References&lt;Warehouse&gt;]</w:t>
+      </w:r>
+      <w:r>
+        <w:t xml:space="preserve"> và kiểm tra kho theo đơn vị bằng </w:t>
+      </w:r>
+      <w:r>
+        <w:rPr>
+          <w:rFonts w:ascii="Consolas" w:hAnsi="Consolas"/>
+          <w:color w:val="164E63"/>
+          <w:sz w:val="19"/>
+        </w:rPr>
+        <w:t xml:space="preserve">db.UsableBy(unitCode)</w:t>
       </w:r>
       <w:r>
         <w:t xml:space="preserve">.</w:t>
-      </w:r>
-    </w:p>
-    <w:p>
-      <w:pPr>
-        <w:pStyle w:val="Normal"/>
-      </w:pPr>
-      <w:r>
-        <w:t xml:space="preserve">Giới hạn hiện tại: danh mục kho và các màn chứng từ/tồn kho dùng hai nguồn dữ liệu khác nhau; kho chưa gắn với đơn vị cơ sở. Việc chuyển chứng từ và tồn kho sang backend và thiết kế phạm vi kho theo chi nhánh là công việc tiếp theo, không thuộc chức năng danh mục kho này.</w:t>
       </w:r>
     </w:p>
     <w:sectPr>
